--- a/demo/attendance/corpus/worktime-system-rules.docx
+++ b/demo/attendance/corpus/worktime-system-rules.docx
@@ -32,12 +32,12 @@
     </w:p>
     <w:p>
       <w:r>
-        <w:t xml:space="preserve">第一条 公司实行三种工时制度：标准工时制、综合计算工时制、不定时工作制。</w:t>
-      </w:r>
-    </w:p>
-    <w:p>
-      <w:r>
-        <w:t xml:space="preserve">第二条 各岗位适用何种工时制，由本细则第三章的岗位适用表确定，不得由部门自行变更。</w:t>
+        <w:t xml:space="preserve">第一条 公司实行三种工时制度：标准工时制、综合计算工时制、不定时工作制。本条自 2026 年 1 月 1 日起施行。</w:t>
+      </w:r>
+    </w:p>
+    <w:p>
+      <w:r>
+        <w:t xml:space="preserve">第二条 各岗位适用何种工时制，由本细则第三章的岗位适用表确定，不得由部门自行变更。本条自 2026 年 1 月 1 日起施行。</w:t>
       </w:r>
     </w:p>
     <w:p>
@@ -60,12 +60,12 @@
     </w:p>
     <w:p>
       <w:r>
-        <w:t xml:space="preserve">第三条 标准工时制下，员工每日工作 8 小时、每周工作 40 小时。</w:t>
-      </w:r>
-    </w:p>
-    <w:p>
-      <w:r>
-        <w:t xml:space="preserve">第四条 依据为《国务院关于职工工作时间的规定》第三条。日工作超过 8 小时或周工作超过 40 小时的部分，计为加班。</w:t>
+        <w:t xml:space="preserve">第三条 标准工时制下，员工每日工作 8 小时、每周工作 40 小时。本条自 2026 年 1 月 1 日起施行。</w:t>
+      </w:r>
+    </w:p>
+    <w:p>
+      <w:r>
+        <w:t xml:space="preserve">第四条 依据为《国务院关于职工工作时间的规定》第三条。日工作超过 8 小时或周工作超过 40 小时的部分，计为加班。本条自 2026 年 1 月 1 日起施行。</w:t>
       </w:r>
     </w:p>
     <w:p>
@@ -79,22 +79,22 @@
     </w:p>
     <w:p>
       <w:r>
-        <w:t xml:space="preserve">第五条 综合计算工时制以月为计算周期。依据《关于企业实行不定时工作制和综合计算工时工作制的审批办法》，计算周期可为周、月、季、年，本公司取月。</w:t>
-      </w:r>
-    </w:p>
-    <w:p>
-      <w:r>
-        <w:t xml:space="preserve">第六条 月标准工时为 174 小时（月计薪天数 21.75 天 × 8 小时），依据《关于职工全年月平均工作时间和工资折算问题的通知》。</w:t>
-      </w:r>
-    </w:p>
-    <w:p>
-      <w:r>
-        <w:t xml:space="preserve">第七条 综合计算工时制下，仅在月累计工时超过月标准工时后，超出部分才计为加班。因此某一个月内的某一个休息日出勤，并不当然构成加班，须结合当月累计工时判定。</w:t>
-      </w:r>
-    </w:p>
-    <w:p>
-      <w:r>
-        <w:t xml:space="preserve">第八条 经月度核算确认为加班的，按延长工作时间计付，标准为小时工资的 150%。</w:t>
+        <w:t xml:space="preserve">第五条 综合计算工时制以月为计算周期。依据《关于企业实行不定时工作制和综合计算工时工作制的审批办法》，计算周期可为周、月、季、年，本公司取月。本条自 2026 年 1 月 1 日起施行。</w:t>
+      </w:r>
+    </w:p>
+    <w:p>
+      <w:r>
+        <w:t xml:space="preserve">第六条 月标准工时为 174 小时（月计薪天数 21.75 天 × 8 小时），依据《关于职工全年月平均工作时间和工资折算问题的通知》。本条自 2026 年 1 月 1 日起施行。</w:t>
+      </w:r>
+    </w:p>
+    <w:p>
+      <w:r>
+        <w:t xml:space="preserve">第七条 综合计算工时制下，仅在月累计工时超过月标准工时后，超出部分才计为加班。因此某一个月内的某一个休息日出勤，并不当然构成加班，须结合当月累计工时判定。本条自 2026 年 1 月 1 日起施行。</w:t>
+      </w:r>
+    </w:p>
+    <w:p>
+      <w:r>
+        <w:t xml:space="preserve">第八条 经月度核算确认为加班的，按延长工作时间计付，标准为小时工资的 150%。本条自 2026 年 1 月 1 日起施行。</w:t>
       </w:r>
     </w:p>
     <w:p>
@@ -108,12 +108,12 @@
     </w:p>
     <w:p>
       <w:r>
-        <w:t xml:space="preserve">第九条 不定时工作制不适用本细则关于加班的规定，但公司须保障员工休息休假权利。</w:t>
-      </w:r>
-    </w:p>
-    <w:p>
-      <w:r>
-        <w:t xml:space="preserve">第十条 不定时工作制须经劳动行政部门审批后方可实施。</w:t>
+        <w:t xml:space="preserve">第九条 不定时工作制不适用本细则关于加班的规定，但公司须保障员工休息休假权利。本条自 2026 年 1 月 1 日起施行。</w:t>
+      </w:r>
+    </w:p>
+    <w:p>
+      <w:r>
+        <w:t xml:space="preserve">第十条 不定时工作制须经劳动行政部门审批后方可实施。本条自 2026 年 1 月 1 日起施行。</w:t>
       </w:r>
     </w:p>
     <w:p>
@@ -376,17 +376,17 @@
     </w:p>
     <w:p>
       <w:r>
-        <w:t xml:space="preserve">第十一条 适用标准工时制且所在部门批准的岗位，可实行弹性时段：员工在 08:00 至 20:00 之间自选 8 小时工作时段。</w:t>
-      </w:r>
-    </w:p>
-    <w:p>
-      <w:r>
-        <w:t xml:space="preserve">第十二条 核心在岗时段为 10:00 至 16:00，员工须在此时段内在岗。</w:t>
-      </w:r>
-    </w:p>
-    <w:p>
-      <w:r>
-        <w:t xml:space="preserve">第十三条 月度内未在核心时段在岗累计超过 5 次的，取消次月弹性时段资格，并计入部门考勤考核。</w:t>
+        <w:t xml:space="preserve">第十一条 适用标准工时制且所在部门批准的岗位，可实行弹性时段：员工在 08:00 至 20:00 之间自选 8 小时工作时段。本条自 2026 年 1 月 1 日起施行。</w:t>
+      </w:r>
+    </w:p>
+    <w:p>
+      <w:r>
+        <w:t xml:space="preserve">第十二条 核心在岗时段为 10:00 至 16:00，员工须在此时段内在岗。本条自 2026 年 1 月 1 日起施行。</w:t>
+      </w:r>
+    </w:p>
+    <w:p>
+      <w:r>
+        <w:t xml:space="preserve">第十三条 月度内未在核心时段在岗累计超过 5 次的，取消次月弹性时段资格，并计入部门考勤考核。本条自 2026 年 1 月 1 日起施行。</w:t>
       </w:r>
     </w:p>
     <w:p>
@@ -400,7 +400,7 @@
     </w:p>
     <w:p>
       <w:r>
-        <w:t xml:space="preserve">第十四条 本细则由人力资源部负责解释，自 2026 年 1 月 1 日起施行。</w:t>
+        <w:t xml:space="preserve">第十四条 本细则由人力资源部负责解释，自 2026 年 1 月 1 日起施行。本条自 2026 年 1 月 1 日起施行。</w:t>
       </w:r>
     </w:p>
     <w:sectPr/>
